--- a/output/doc/legal/07_Community_en_Professional_Guidelines_Pure_Grief_and_Therapeutic_ART.docx
+++ b/output/doc/legal/07_Community_en_Professional_Guidelines_Pure_Grief_and_Therapeutic_ART.docx
@@ -156,7 +156,7 @@
         <w:rPr>
           <w:i w:val="0"/>
         </w:rPr>
-        <w:t>De Troostboom behoudt zich het recht voor om profielen, accounts of content te weigeren, te beperken of te verwijderen wanneer deze richtlijnen worden overtreden, wanneer misleidende informatie wordt geplaatst, wanneer klachten of veiligheidsrisico's ontstaan of wanneer de integriteit van het platform in het geding komt.</w:t>
+        <w:t>De Troostboom® behoudt zich het recht voor om profielen, accounts of content te weigeren, te beperken of te verwijderen wanneer deze richtlijnen worden overtreden, wanneer misleidende informatie wordt geplaatst, wanneer klachten of veiligheidsrisico's ontstaan of wanneer de integriteit van het platform in het geding komt.</w:t>
       </w:r>
     </w:p>
     <w:sectPr>
